--- a/deliverables/Sparkle-Study-Technical-Acquisition-Standard.docx
+++ b/deliverables/Sparkle-Study-Technical-Acquisition-Standard.docx
@@ -5982,7 +5982,7 @@
         <w:pStyle w:val="FirstParagraph"/>
       </w:pPr>
       <w:r>
-        <w:t xml:space="preserve">The within-subject affected-versus-spared contrast (§6.4) is the primary endpoint and the decisive defence against the gain-artifact objection (§3A.5). That defence only works if both sides of the comparison are acquired</w:t>
+        <w:t xml:space="preserve">The within-subject affected-versus-spared contrast (§6.4) supplies the primary comparison — formally tested as an arm × site interaction against matched controls — and is the decisive defence against the gain-artifact objection (§3A.5). That defence only works if both sides of the comparison are acquired</w:t>
       </w:r>
       <w:r>
         <w:t xml:space="preserve"> </w:t>
@@ -8287,10 +8287,13 @@
           <w:b/>
           <w:bCs/>
         </w:rPr>
-        <w:t xml:space="preserve">The primary endpoint is the within-subject affected-versus-spared tissue-signature contrast</w:t>
-      </w:r>
-      <w:r>
-        <w:t xml:space="preserve">, which is also statistically far more efficient than between-subject classification. Between-subject discrimination (H2) is secondary.</w:t>
+        <w:t xml:space="preserve">The primary endpoint is the within-subject affected-versus-spared tissue-signature contrast, tested as an arm × site interaction</w:t>
+      </w:r>
+      <w:r>
+        <w:t xml:space="preserve"> </w:t>
+      </w:r>
+      <w:r>
+        <w:t xml:space="preserve">— whether that within-subject contrast is larger in lipoedema than in matched controls. The within-subject framing is statistically far more efficient than between-subject classification; the interaction is what makes it a test of the hypothesis rather than of normal regional anatomy. Between-subject discrimination (H2) is secondary.</w:t>
       </w:r>
     </w:p>
     <w:p>
@@ -9614,7 +9617,7 @@
         <w:t xml:space="preserve"> </w:t>
       </w:r>
       <w:r>
-        <w:t xml:space="preserve">A pilot of roughly 20–30 per arm is required first, to estimate the paired effect size and the ICCs; the main study is then powered on those. Publishing a between-subject AUC target now would be guesswork. The review’s precision analysis gives the between-subject floor (~150/group for AUC 0.80 ± 0.05), but the paired primary endpoint should need materially fewer. A statistician must set the final number.</w:t>
+        <w:t xml:space="preserve">A pilot of roughly 20–30 per arm is required first, to estimate the paired effect size and the ICCs; the main study is then powered on those. Publishing a between-subject AUC target now would be guesswork. The review’s precision analysis gives the between-subject floor (~150/group for AUC 0.80 ± 0.05), but the paired primary endpoint should need materially fewer — though the interaction test costs more than the paired contrast alone. A statistician must set the final number.</w:t>
       </w:r>
     </w:p>
     <w:p>
